--- a/files/senior-math/proofs/高中_圓錐曲線焦點反射性質證明.docx
+++ b/files/senior-math/proofs/高中_圓錐曲線焦點反射性質證明.docx
@@ -53,7 +53,7 @@
           <w:rFonts w:ascii="Microsoft JhengHei" w:hAnsi="Microsoft JhengHei" w:eastAsia="Microsoft JhengHei"/>
           <w:sz w:val="22"/>
         </w:rPr>
-        <w:t>橢圓與雙曲線的焦點定義為兩焦距和或差固定；拋物線定義為到焦點與準線等距。光線沿入射方向抵達曲線時，其反射方向經法線對稱而通過另一焦點（拋物線則平行軸）。</w:t>
+        <w:t>橢圓：光線由焦點 F₁ 射向曲線，反射後實際通過 F₂。雙曲線：光線由 F₁ 射向曲線，反射後遠離 F₂，其反向延長線通過 F₂；若入射方向反過來、原本朝向 F₁，反射後則朝向 F₂。拋物線：沿軸向朝鏡面入射的平行光反射至焦點，逆向光路亦成立。</w:t>
       </w:r>
     </w:p>
     <w:p>
@@ -70,7 +70,252 @@
           <w:rFonts w:ascii="Microsoft JhengHei" w:hAnsi="Microsoft JhengHei" w:eastAsia="Microsoft JhengHei"/>
           <w:sz w:val="22"/>
         </w:rPr>
-        <w:t>對橢圓，設曲線點 P、焦點 F₁,F₂，令 d₁=|P−F₁|、d₂=|P−F₂|，且 d₁+d₂ 常數。沿曲線的切向微分得 (u₁+u₂)·v=0，其中 uⱼ=(P−Fⱼ)／dⱼ 是由焦點指向 P 的單位向量。故切線法向量平行 u₁+u₂；此向量是兩焦點視線方向的角平分線，入射與反射方向相對該法線對稱，反射線通過 F₂。雙曲線對 d₁−d₂ 微分，得到法向量平行兩焦點方向的差，仍推出焦點反射。拋物線可把準線距離的梯度視為固定法向量，對等距條件微分，得到曲線法線平分焦點方向與軸方向。</w:t>
+        <w:t>在曲線點 P 設 dⱼ=∣P−Fⱼ∣，uⱼ=</w:t>
+      </w:r>
+      <m:oMath>
+        <m:f>
+          <m:fPr>
+            <m:type m:val="bar"/>
+          </m:fPr>
+          <m:num>
+            <m:r>
+              <m:rPr/>
+              <w:rPr>
+                <w:rFonts w:ascii="Cambria Math" w:hAnsi="Cambria Math"/>
+              </w:rPr>
+              <m:t>P</m:t>
+            </m:r>
+            <m:r>
+              <m:rPr>
+                <m:nor m:val="1"/>
+              </m:rPr>
+              <w:rPr>
+                <w:rFonts w:ascii="Cambria Math" w:hAnsi="Cambria Math"/>
+              </w:rPr>
+              <m:t>−</m:t>
+            </m:r>
+            <m:sSub>
+              <m:e>
+                <m:r>
+                  <m:rPr/>
+                  <w:rPr>
+                    <w:rFonts w:ascii="Cambria Math" w:hAnsi="Cambria Math"/>
+                  </w:rPr>
+                  <m:t>F</m:t>
+                </m:r>
+              </m:e>
+              <m:sub>
+                <m:r>
+                  <m:rPr/>
+                  <w:rPr>
+                    <w:rFonts w:ascii="Cambria Math" w:hAnsi="Cambria Math"/>
+                  </w:rPr>
+                  <m:t>j</m:t>
+                </m:r>
+              </m:sub>
+            </m:sSub>
+          </m:num>
+          <m:den>
+            <m:sSub>
+              <m:e>
+                <m:r>
+                  <m:rPr/>
+                  <w:rPr>
+                    <w:rFonts w:ascii="Cambria Math" w:hAnsi="Cambria Math"/>
+                  </w:rPr>
+                  <m:t>d</m:t>
+                </m:r>
+              </m:e>
+              <m:sub>
+                <m:r>
+                  <m:rPr/>
+                  <w:rPr>
+                    <w:rFonts w:ascii="Cambria Math" w:hAnsi="Cambria Math"/>
+                  </w:rPr>
+                  <m:t>j</m:t>
+                </m:r>
+              </m:sub>
+            </m:sSub>
+          </m:den>
+        </m:f>
+      </m:oMath>
+      <w:r>
+        <w:rPr>
+          <w:rFonts w:ascii="Microsoft JhengHei" w:hAnsi="Microsoft JhengHei" w:eastAsia="Microsoft JhengHei"/>
+          <w:sz w:val="22"/>
+        </w:rPr>
+        <w:t>；uⱼ 由 Fⱼ 指向 P。入射、反射向量均按光的傳播方向定義。若 n 為非零法向量，反射使法向分量反號、切向分量不變，故 R(v)=v−</w:t>
+      </w:r>
+      <m:oMath>
+        <m:f>
+          <m:fPr>
+            <m:type m:val="bar"/>
+          </m:fPr>
+          <m:num>
+            <m:r>
+              <m:rPr>
+                <m:nor m:val="1"/>
+              </m:rPr>
+              <w:rPr>
+                <w:rFonts w:ascii="Cambria Math" w:hAnsi="Cambria Math"/>
+              </w:rPr>
+              <m:t>2</m:t>
+            </m:r>
+            <m:d>
+              <m:dPr>
+                <m:begChr m:val="("/>
+                <m:endChr m:val=")"/>
+              </m:dPr>
+              <m:e>
+                <m:r>
+                  <m:rPr/>
+                  <w:rPr>
+                    <w:rFonts w:ascii="Cambria Math" w:hAnsi="Cambria Math"/>
+                  </w:rPr>
+                  <m:t>v</m:t>
+                </m:r>
+                <m:r>
+                  <m:rPr>
+                    <m:nor m:val="1"/>
+                  </m:rPr>
+                  <w:rPr>
+                    <w:rFonts w:ascii="Cambria Math" w:hAnsi="Cambria Math"/>
+                  </w:rPr>
+                  <m:t>·</m:t>
+                </m:r>
+                <m:r>
+                  <m:rPr/>
+                  <w:rPr>
+                    <w:rFonts w:ascii="Cambria Math" w:hAnsi="Cambria Math"/>
+                  </w:rPr>
+                  <m:t>n</m:t>
+                </m:r>
+              </m:e>
+            </m:d>
+          </m:num>
+          <m:den>
+            <m:r>
+              <m:rPr/>
+              <w:rPr>
+                <w:rFonts w:ascii="Cambria Math" w:hAnsi="Cambria Math"/>
+              </w:rPr>
+              <m:t>n</m:t>
+            </m:r>
+            <m:r>
+              <m:rPr>
+                <m:nor m:val="1"/>
+              </m:rPr>
+              <w:rPr>
+                <w:rFonts w:ascii="Cambria Math" w:hAnsi="Cambria Math"/>
+              </w:rPr>
+              <m:t>·</m:t>
+            </m:r>
+            <m:r>
+              <m:rPr/>
+              <w:rPr>
+                <w:rFonts w:ascii="Cambria Math" w:hAnsi="Cambria Math"/>
+              </w:rPr>
+              <m:t>n</m:t>
+            </m:r>
+          </m:den>
+        </m:f>
+      </m:oMath>
+      <w:r>
+        <w:rPr>
+          <w:rFonts w:ascii="Microsoft JhengHei" w:hAnsi="Microsoft JhengHei" w:eastAsia="Microsoft JhengHei"/>
+          <w:sz w:val="22"/>
+        </w:rPr>
+        <w:t>n。</w:t>
+      </w:r>
+    </w:p>
+    <w:p>
+      <w:r>
+        <w:rPr>
+          <w:rFonts w:ascii="Microsoft JhengHei" w:hAnsi="Microsoft JhengHei" w:eastAsia="Microsoft JhengHei"/>
+          <w:sz w:val="22"/>
+        </w:rPr>
+        <w:t>橢圓的 d₁+d₂ 固定，沿切向微分得法向量 n=u₁+u₂。因 ∣u₁∣=∣u₂∣=1，代入反射式得 R(u₁)=−u₂，故反射光由 P 朝 F₂。雙曲線在固定分支上 d₁−d₂ 為常數，可取 n=u₁−u₂；同樣代入得 R(u₁)=u₂，光線從 P 遠離 F₂。線性性又給 R(−u₁)=−u₂，說明朝向 F₁ 的入射光會反射朝向 F₂。</w:t>
+      </w:r>
+    </w:p>
+    <w:p>
+      <w:r>
+        <w:rPr>
+          <w:rFonts w:ascii="Microsoft JhengHei" w:hAnsi="Microsoft JhengHei" w:eastAsia="Microsoft JhengHei"/>
+          <w:sz w:val="22"/>
+        </w:rPr>
+        <w:t>拋物線令 e 為準線指向曲線所在半平面的單位法向量，u=</w:t>
+      </w:r>
+      <m:oMath>
+        <m:f>
+          <m:fPr>
+            <m:type m:val="bar"/>
+          </m:fPr>
+          <m:num>
+            <m:r>
+              <m:rPr/>
+              <w:rPr>
+                <w:rFonts w:ascii="Cambria Math" w:hAnsi="Cambria Math"/>
+              </w:rPr>
+              <m:t>P</m:t>
+            </m:r>
+            <m:r>
+              <m:rPr>
+                <m:nor m:val="1"/>
+              </m:rPr>
+              <w:rPr>
+                <w:rFonts w:ascii="Cambria Math" w:hAnsi="Cambria Math"/>
+              </w:rPr>
+              <m:t>−</m:t>
+            </m:r>
+            <m:r>
+              <m:rPr/>
+              <w:rPr>
+                <w:rFonts w:ascii="Cambria Math" w:hAnsi="Cambria Math"/>
+              </w:rPr>
+              <m:t>F</m:t>
+            </m:r>
+          </m:num>
+          <m:den>
+            <m:d>
+              <m:dPr>
+                <m:begChr m:val="|"/>
+                <m:endChr m:val="|"/>
+              </m:dPr>
+              <m:e>
+                <m:r>
+                  <m:rPr/>
+                  <w:rPr>
+                    <w:rFonts w:ascii="Cambria Math" w:hAnsi="Cambria Math"/>
+                  </w:rPr>
+                  <m:t>P</m:t>
+                </m:r>
+                <m:r>
+                  <m:rPr>
+                    <m:nor m:val="1"/>
+                  </m:rPr>
+                  <w:rPr>
+                    <w:rFonts w:ascii="Cambria Math" w:hAnsi="Cambria Math"/>
+                  </w:rPr>
+                  <m:t>−</m:t>
+                </m:r>
+                <m:r>
+                  <m:rPr/>
+                  <w:rPr>
+                    <w:rFonts w:ascii="Cambria Math" w:hAnsi="Cambria Math"/>
+                  </w:rPr>
+                  <m:t>F</m:t>
+                </m:r>
+              </m:e>
+            </m:d>
+          </m:den>
+        </m:f>
+      </m:oMath>
+      <w:r>
+        <w:rPr>
+          <w:rFonts w:ascii="Microsoft JhengHei" w:hAnsi="Microsoft JhengHei" w:eastAsia="Microsoft JhengHei"/>
+          <w:sz w:val="22"/>
+        </w:rPr>
+        <w:t>。由 ∣P−F∣=dist(P,準線) 微分，法向量可取 n=u−e；反射式給 R(−e)=−u、R(u)=e，分別對應平行光聚焦與焦點光射成平行光。</w:t>
       </w:r>
     </w:p>
     <w:p>
@@ -91,7 +336,7 @@
           <w:rFonts w:ascii="Microsoft JhengHei" w:hAnsi="Microsoft JhengHei" w:eastAsia="Microsoft JhengHei"/>
           <w:sz w:val="22"/>
         </w:rPr>
-        <w:t>橢圓：d₁+d₂=常數，∇(d₁+d₂)=u₁+u₂。</w:t>
+        <w:t>橢圓：R(u₁)=−u₂；雙曲線：R(u₁)=u₂。</w:t>
       </w:r>
     </w:p>
     <w:p>
@@ -104,7 +349,7 @@
           <w:rFonts w:ascii="Microsoft JhengHei" w:hAnsi="Microsoft JhengHei" w:eastAsia="Microsoft JhengHei"/>
           <w:sz w:val="22"/>
         </w:rPr>
-        <w:t>拋物線：|P−F|=dist(P,準線)。</w:t>
+        <w:t>雙曲線反向光路：R(−u₁)=−u₂。</w:t>
       </w:r>
     </w:p>
     <w:p>
@@ -121,7 +366,7 @@
           <w:rFonts w:ascii="Microsoft JhengHei" w:hAnsi="Microsoft JhengHei" w:eastAsia="Microsoft JhengHei"/>
           <w:sz w:val="22"/>
         </w:rPr>
-        <w:t>反射律以幾何光學模型（入射角等於反射角）為前提。雙曲線須在同一分支上並採一致的距離差符號；焦點或頂點的退化切線位置以連續性處理。</w:t>
+        <w:t>假設圓錐曲線非退化，反射律採幾何光學模型。雙曲線的距離差在同一分支取固定符號；法向量換號不影響 R。須區分「反射光線」與其「反向延長線」，並明示入射方向；單說反射直線含另一焦點不足以判定光的去向。</w:t>
       </w:r>
     </w:p>
     <w:sectPr>
